--- a/_specs/samozanyatye/templates/nda.docx
+++ b/_specs/samozanyatye/templates/nda.docx
@@ -36,45 +36,9 @@
       </w:pPr>
       <w:r>
         <w:rPr>
-          <w:color w:val="000000"/>
-          <w:lang w:val="ru-RU"/>
-        </w:rPr>
-        <w:t xml:space="preserve">г. Хабаровск                                                     </w:t>
-      </w:r>
-      <w:r>
-        <w:rPr>
-          <w:color w:val="000000"/>
-          <w:lang w:val="ru-RU"/>
-        </w:rPr>
-        <w:t xml:space="preserve"> </w:t>
-      </w:r>
-      <w:r>
-        <w:rPr>
-          <w:color w:val="000000"/>
-        </w:rPr>
-        <w:t xml:space="preserve">                                                                                   </w:t>
-      </w:r>
-      <w:proofErr w:type="gramStart"/>
-      <w:r>
-        <w:rPr>
-          <w:color w:val="000000"/>
-        </w:rPr>
-        <w:t xml:space="preserve">   </w:t>
-      </w:r>
-      <w:r>
-        <w:rPr>
-          <w:color w:val="000000"/>
-          <w:lang w:val="ru-RU"/>
-        </w:rPr>
-        <w:t>«</w:t>
-      </w:r>
-      <w:proofErr w:type="gramEnd"/>
-      <w:r>
-        <w:rPr>
-          <w:color w:val="000000"/>
-          <w:lang w:val="ru-RU"/>
-        </w:rPr>
-        <w:t>11» февраля 2026 г.</w:t>
+          <w:lang w:val="ru-RU"/>
+        </w:rPr>
+        <w:t xml:space="preserve">г. Хабаровск                                        [дата подписания]</w:t>
       </w:r>
     </w:p>
     <w:p>
@@ -95,70 +59,9 @@
       </w:pPr>
       <w:r>
         <w:rPr>
-          <w:sz w:val="20"/>
-          <w:lang w:val="ru-RU"/>
-        </w:rPr>
-        <w:t xml:space="preserve">Индивидуальный предприниматель Ванеев Виталий Игоревич, действующий на основании ОГРНИП 314272415400148, с одной стороны, и гражданин(ка) </w:t>
-      </w:r>
-      <w:r>
-        <w:rPr>
-          <w:color w:val="C00000"/>
-          <w:sz w:val="20"/>
-          <w:lang w:val="ru-RU"/>
-        </w:rPr>
-        <w:t>[ФИО Исполнителя]</w:t>
-      </w:r>
-      <w:r>
-        <w:rPr>
-          <w:sz w:val="20"/>
-          <w:lang w:val="ru-RU"/>
-        </w:rPr>
-        <w:t xml:space="preserve">, паспорт: </w:t>
-      </w:r>
-      <w:r>
-        <w:rPr>
-          <w:color w:val="C00000"/>
-          <w:sz w:val="20"/>
-          <w:lang w:val="ru-RU"/>
-        </w:rPr>
-        <w:t>[серия, номер, дата выдачи, орган выдачи]</w:t>
-      </w:r>
-      <w:r>
-        <w:rPr>
-          <w:sz w:val="20"/>
-          <w:lang w:val="ru-RU"/>
-        </w:rPr>
-        <w:t xml:space="preserve">, проживающий по адресу: </w:t>
-      </w:r>
-      <w:r>
-        <w:rPr>
-          <w:color w:val="C00000"/>
-          <w:sz w:val="20"/>
-          <w:lang w:val="ru-RU"/>
-        </w:rPr>
-        <w:t>[адрес регистрации]</w:t>
-      </w:r>
-      <w:r>
-        <w:rPr>
-          <w:sz w:val="20"/>
-          <w:lang w:val="ru-RU"/>
-        </w:rPr>
-        <w:t>, с другой стороны, по отдельности или совместно соответственно именуемые «Сторона» или «Стороны», заключили настоящее Соглашение о</w:t>
-      </w:r>
-    </w:p>
-    <w:p>
-      <w:pPr>
-        <w:spacing w:after="40" w:line="240" w:lineRule="auto"/>
-        <w:rPr>
-          <w:lang w:val="ru-RU"/>
-        </w:rPr>
-      </w:pPr>
-      <w:r>
-        <w:rPr>
-          <w:color w:val="000000"/>
-          <w:lang w:val="ru-RU"/>
-        </w:rPr>
-        <w:t>нижеследующем:</w:t>
+          <w:lang w:val="ru-RU"/>
+        </w:rPr>
+        <w:t xml:space="preserve">Индивидуальный предприниматель Ванеев Виталий Игоревич, действующий на основании ОГРНИП 314272415400148, с одной стороны, и гражданин(ка) [ФИО Исполнителя] (ИНН [ИНН Исполнителя]), проживающий(ая) по адресу: [адрес регистрации], с другой стороны, по отдельности или совместно соответственно именуемые «Сторона» или «Стороны», заключили настоящее Соглашение о нижеследующем:</w:t>
       </w:r>
     </w:p>
     <w:p>
@@ -2927,6 +2830,20 @@
           <w:lang w:val="ru-RU"/>
         </w:rPr>
         <w:t>6.2. Все изменения и дополнения настоящего Соглашения оформляются в письменном виде и</w:t>
+      </w:r>
+    </w:p>
+    <w:p>
+      <w:pPr>
+        <w:spacing w:after="40" w:line="240" w:lineRule="auto"/>
+        <w:rPr>
+          <w:lang w:val="ru-RU"/>
+        </w:rPr>
+      </w:pPr>
+      <w:r>
+        <w:rPr>
+          <w:lang w:val="ru-RU"/>
+        </w:rPr>
+        <w:t xml:space="preserve">6.2.1. Стороны признают равнозначным подписанному собственноручно настоящее Соглашение, подписанное простой электронной подписью в информационной системе Обладателя: одноразовым кодом, направленным на адрес электронной почты или номер телефона Стороны, указанные в разделе 7, и введенным при подписании. Информационная система фиксирует дату, время, версию документа, идентификатор подписавшего, сетевой адрес и сведения об устройстве; эти сведения признаются достаточным подтверждением подписания.</w:t>
       </w:r>
     </w:p>
     <w:p>
@@ -3572,76 +3489,9 @@
             </w:pPr>
             <w:r>
               <w:rPr>
-                <w:sz w:val="20"/>
-              </w:rPr>
-              <w:t>E</w:t>
-            </w:r>
-            <w:r>
-              <w:rPr>
-                <w:sz w:val="20"/>
                 <w:lang w:val="ru-RU"/>
               </w:rPr>
-              <w:t>-</w:t>
-            </w:r>
-            <w:r>
-              <w:rPr>
-                <w:sz w:val="20"/>
-              </w:rPr>
-              <w:t>mail</w:t>
-            </w:r>
-            <w:r>
-              <w:rPr>
-                <w:sz w:val="20"/>
-                <w:lang w:val="ru-RU"/>
-              </w:rPr>
-              <w:t xml:space="preserve">: </w:t>
-            </w:r>
-            <w:r>
-              <w:rPr>
-                <w:sz w:val="20"/>
-              </w:rPr>
-              <w:t>eastside</w:t>
-            </w:r>
-            <w:r>
-              <w:rPr>
-                <w:sz w:val="20"/>
-                <w:lang w:val="ru-RU"/>
-              </w:rPr>
-              <w:t>.</w:t>
-            </w:r>
-            <w:r>
-              <w:rPr>
-                <w:sz w:val="20"/>
-              </w:rPr>
-              <w:t>study</w:t>
-            </w:r>
-            <w:r>
-              <w:rPr>
-                <w:sz w:val="20"/>
-                <w:lang w:val="ru-RU"/>
-              </w:rPr>
-              <w:t>@</w:t>
-            </w:r>
-            <w:proofErr w:type="spellStart"/>
-            <w:r>
-              <w:rPr>
-                <w:sz w:val="20"/>
-              </w:rPr>
-              <w:t>gmail</w:t>
-            </w:r>
-            <w:proofErr w:type="spellEnd"/>
-            <w:r>
-              <w:rPr>
-                <w:sz w:val="20"/>
-                <w:lang w:val="ru-RU"/>
-              </w:rPr>
-              <w:t>.</w:t>
-            </w:r>
-            <w:r>
-              <w:rPr>
-                <w:sz w:val="20"/>
-              </w:rPr>
-              <w:t>com</w:t>
+              <w:t xml:space="preserve">E-mail: eastside.main@gmail.com</w:t>
             </w:r>
           </w:p>
           <w:p>
@@ -3718,21 +3568,6 @@
                 <w:sz w:val="20"/>
                 <w:lang w:val="ru-RU"/>
               </w:rPr>
-              <w:t>Паспорт: [серия, номер, дата выдачи, орган выдачи, код подразделения]</w:t>
-            </w:r>
-          </w:p>
-          <w:p>
-            <w:pPr>
-              <w:rPr>
-                <w:lang w:val="ru-RU"/>
-              </w:rPr>
-            </w:pPr>
-            <w:r>
-              <w:rPr>
-                <w:color w:val="C00000"/>
-                <w:sz w:val="20"/>
-                <w:lang w:val="ru-RU"/>
-              </w:rPr>
               <w:t>Адрес регистрации: [адрес регистрации Исполнителя]</w:t>
             </w:r>
           </w:p>
@@ -3764,21 +3599,6 @@
                 <w:lang w:val="ru-RU"/>
               </w:rPr>
               <w:t>Банк получателя: [наименование банка]</w:t>
-            </w:r>
-          </w:p>
-          <w:p>
-            <w:pPr>
-              <w:rPr>
-                <w:lang w:val="ru-RU"/>
-              </w:rPr>
-            </w:pPr>
-            <w:r>
-              <w:rPr>
-                <w:color w:val="C00000"/>
-                <w:sz w:val="20"/>
-                <w:lang w:val="ru-RU"/>
-              </w:rPr>
-              <w:t>Корр. счет: [корреспондентский счет]</w:t>
             </w:r>
           </w:p>
           <w:p>

--- a/_specs/samozanyatye/templates/nda.docx
+++ b/_specs/samozanyatye/templates/nda.docx
@@ -61,7 +61,7 @@
         <w:rPr>
           <w:lang w:val="ru-RU"/>
         </w:rPr>
-        <w:t xml:space="preserve">Индивидуальный предприниматель Ванеев Виталий Игоревич, действующий на основании ОГРНИП 314272415400148, с одной стороны, и гражданин(ка) [ФИО Исполнителя] (ИНН [ИНН Исполнителя]), проживающий(ая) по адресу: [адрес регистрации], с другой стороны, по отдельности или совместно соответственно именуемые «Сторона» или «Стороны», заключили настоящее Соглашение о нижеследующем:</w:t>
+        <w:t xml:space="preserve">Индивидуальный предприниматель Ванеев Виталий Игоревич, действующий на основании ОГРНИП 314272415400148, с одной стороны, и гражданин(ка) [ФИО Исполнителя] (ИНН [ИНН Исполнителя]), паспорт: [серия, номер, дата выдачи, орган выдачи], проживающий(ая) по адресу: [адрес регистрации], с другой стороны, по отдельности или совместно соответственно именуемые «Сторона» или «Стороны», заключили настоящее Соглашение о нижеследующем:</w:t>
       </w:r>
     </w:p>
     <w:p>
@@ -3568,6 +3568,21 @@
                 <w:sz w:val="20"/>
                 <w:lang w:val="ru-RU"/>
               </w:rPr>
+              <w:t>Паспорт: [серия, номер, дата выдачи, орган выдачи, код подразделения]</w:t>
+            </w:r>
+          </w:p>
+          <w:p>
+            <w:pPr>
+              <w:rPr>
+                <w:lang w:val="ru-RU"/>
+              </w:rPr>
+            </w:pPr>
+            <w:r>
+              <w:rPr>
+                <w:color w:val="C00000"/>
+                <w:sz w:val="20"/>
+                <w:lang w:val="ru-RU"/>
+              </w:rPr>
               <w:t>Адрес регистрации: [адрес регистрации Исполнителя]</w:t>
             </w:r>
           </w:p>
@@ -3599,6 +3614,21 @@
                 <w:lang w:val="ru-RU"/>
               </w:rPr>
               <w:t>Банк получателя: [наименование банка]</w:t>
+            </w:r>
+          </w:p>
+          <w:p>
+            <w:pPr>
+              <w:rPr>
+                <w:lang w:val="ru-RU"/>
+              </w:rPr>
+            </w:pPr>
+            <w:r>
+              <w:rPr>
+                <w:color w:val="C00000"/>
+                <w:sz w:val="20"/>
+                <w:lang w:val="ru-RU"/>
+              </w:rPr>
+              <w:t>Корр. счет: [корреспондентский счет]</w:t>
             </w:r>
           </w:p>
           <w:p>

--- a/_specs/samozanyatye/templates/nda.docx
+++ b/_specs/samozanyatye/templates/nda.docx
@@ -2843,7 +2843,7 @@
         <w:rPr>
           <w:lang w:val="ru-RU"/>
         </w:rPr>
-        <w:t xml:space="preserve">6.2.1. Стороны признают равнозначным подписанному собственноручно настоящее Соглашение, подписанное простой электронной подписью в информационной системе Обладателя: одноразовым кодом, направленным на адрес электронной почты или номер телефона Стороны, указанные в разделе 7, и введенным при подписании. Информационная система фиксирует дату, время, версию документа, идентификатор подписавшего, сетевой адрес и сведения об устройстве; эти сведения признаются достаточным подтверждением подписания.</w:t>
+        <w:t xml:space="preserve">6.2.1. Стороны признают равнозначным подписанному собственноручно настоящее Соглашение, подписанное простой электронной подписью в личном кабинете на сайте Обладателя https://crm.истсайд.рф: одноразовым кодом, направленным на адрес электронной почты или номер телефона Стороны, указанные в разделе 7, и введенным при подписании. Информационная система фиксирует дату, время, версию документа, идентификатор подписавшего, сетевой адрес и сведения об устройстве; эти сведения признаются достаточным подтверждением подписания.</w:t>
       </w:r>
     </w:p>
     <w:p>
